--- a/metaanalysis/conference_submissions/iceri/full_paper.docx
+++ b/metaanalysis/conference_submissions/iceri/full_paper.docx
@@ -2,7 +2,7 @@
 <file path=word/document.xml><?xml version="1.0" encoding="utf-8"?>
 <w:document xmlns:w="http://schemas.openxmlformats.org/wordprocessingml/2006/main" xmlns:m="http://schemas.openxmlformats.org/officeDocument/2006/math" xmlns:r="http://schemas.openxmlformats.org/officeDocument/2006/relationships" xmlns:o="urn:schemas-microsoft-com:office:office" xmlns:v="urn:schemas-microsoft-com:vml" xmlns:w10="urn:schemas-microsoft-com:office:word" xmlns:a="http://schemas.openxmlformats.org/drawingml/2006/main" xmlns:pic="http://schemas.openxmlformats.org/drawingml/2006/picture" xmlns:wp="http://schemas.openxmlformats.org/drawingml/2006/wordprocessingDrawing">
   <w:body>
-    <w:bookmarkStart w:id="53" w:name="X8e51f0b4d7263896a6f570606fdfcd2b2d353e1"/>
+    <w:bookmarkStart w:id="56" w:name="X8e51f0b4d7263896a6f570606fdfcd2b2d353e1"/>
     <w:p>
       <w:pPr>
         <w:pStyle w:val="Heading1"/>
@@ -377,7 +377,7 @@
     </w:p>
     <w:bookmarkEnd w:id="25"/>
     <w:bookmarkEnd w:id="26"/>
-    <w:bookmarkStart w:id="33" w:name="method"/>
+    <w:bookmarkStart w:id="36" w:name="method"/>
     <w:p>
       <w:pPr>
         <w:pStyle w:val="Heading2"/>
@@ -386,7 +386,7 @@
         <w:t xml:space="preserve">3. Method</w:t>
       </w:r>
     </w:p>
-    <w:bookmarkStart w:id="27" w:name="data"/>
+    <w:bookmarkStart w:id="30" w:name="data"/>
     <w:p>
       <w:pPr>
         <w:pStyle w:val="Heading3"/>
@@ -412,7 +412,23 @@
         <w:t xml:space="preserve">metaanalysis/conference_submissions/inputs/studies.csv</w:t>
       </w:r>
       <w:r>
-        <w:t xml:space="preserve">, derived from the parent preprint extraction. We retain studies with</w:t>
+        <w:t xml:space="preserve">, derived from the parent preprint extraction. PRISMA 2020 standards (Page et al., 2021) were followed;</w:t>
+      </w:r>
+      <w:r>
+        <w:t xml:space="preserve"> </w:t>
+      </w:r>
+      <w:r>
+        <w:rPr>
+          <w:bCs/>
+          <w:b/>
+        </w:rPr>
+        <w:t xml:space="preserve">Figure 1</w:t>
+      </w:r>
+      <w:r>
+        <w:t xml:space="preserve"> </w:t>
+      </w:r>
+      <w:r>
+        <w:t xml:space="preserve">reproduces the flow diagram with the ICERI terminal box marking the 4 (education level) × 4 (discipline) cross-tab decomposition. We retain studies with</w:t>
       </w:r>
       <w:r>
         <w:t xml:space="preserve"> </w:t>
@@ -445,8 +461,98 @@
         <w:t xml:space="preserve">and at least one extractable Pearson r per trait.</w:t>
       </w:r>
     </w:p>
-    <w:bookmarkEnd w:id="27"/>
-    <w:bookmarkStart w:id="28" w:name="education-level-collapsing"/>
+    <w:p>
+      <w:pPr>
+        <w:pStyle w:val="CaptionedFigure"/>
+      </w:pPr>
+      <w:r>
+        <w:drawing>
+          <wp:inline>
+            <wp:extent cx="4533900" cy="5658766"/>
+            <wp:effectExtent b="0" l="0" r="0" t="0"/>
+            <wp:docPr descr="Figure 1. PRISMA 2020 flow diagram (ICERI 2026 submission). Identification → Screening → Eligibility → Included counts trace from metaanalysis/search_log.md; the ICERI terminal box marks the 4 × 4 cross-tab decomposition (12 candidate cells; 2 cells reach k ≥ 2: UG × Mixed and UG × Psychology). K-12 row and Graduate row are evidence deserts. Adapted from Page et al. (2021), BMJ, 372, n71." title="" id="28" name="Picture"/>
+            <a:graphic>
+              <a:graphicData uri="http://schemas.openxmlformats.org/drawingml/2006/picture">
+                <pic:pic>
+                  <pic:nvPicPr>
+                    <pic:cNvPr descr="../figures/prisma_flow_iceri.png" id="29" name="Picture"/>
+                    <pic:cNvPicPr>
+                      <a:picLocks noChangeArrowheads="1" noChangeAspect="1"/>
+                    </pic:cNvPicPr>
+                  </pic:nvPicPr>
+                  <pic:blipFill>
+                    <a:blip r:embed="rId27"/>
+                    <a:stretch>
+                      <a:fillRect/>
+                    </a:stretch>
+                  </pic:blipFill>
+                  <pic:spPr bwMode="auto">
+                    <a:xfrm>
+                      <a:off x="0" y="0"/>
+                      <a:ext cx="4533900" cy="5658766"/>
+                    </a:xfrm>
+                    <a:prstGeom prst="rect">
+                      <a:avLst/>
+                    </a:prstGeom>
+                    <a:noFill/>
+                    <a:ln w="9525">
+                      <a:noFill/>
+                      <a:headEnd/>
+                      <a:tailEnd/>
+                    </a:ln>
+                  </pic:spPr>
+                </pic:pic>
+              </a:graphicData>
+            </a:graphic>
+          </wp:inline>
+        </w:drawing>
+      </w:r>
+    </w:p>
+    <w:p>
+      <w:pPr>
+        <w:pStyle w:val="ImageCaption"/>
+      </w:pPr>
+      <w:r>
+        <w:rPr>
+          <w:bCs/>
+          <w:b/>
+        </w:rPr>
+        <w:t xml:space="preserve">Figure 1.</w:t>
+      </w:r>
+      <w:r>
+        <w:t xml:space="preserve"> </w:t>
+      </w:r>
+      <w:r>
+        <w:t xml:space="preserve">PRISMA 2020 flow diagram (ICERI 2026 submission). Identification → Screening → Eligibility → Included counts trace from</w:t>
+      </w:r>
+      <w:r>
+        <w:t xml:space="preserve"> </w:t>
+      </w:r>
+      <w:r>
+        <w:rPr>
+          <w:rStyle w:val="VerbatimChar"/>
+        </w:rPr>
+        <w:t xml:space="preserve">metaanalysis/search_log.md</w:t>
+      </w:r>
+      <w:r>
+        <w:t xml:space="preserve">; the ICERI terminal box marks the 4 × 4 cross-tab decomposition (12 candidate cells; 2 cells reach k ≥ 2: UG × Mixed and UG × Psychology). K-12 row and Graduate row are evidence deserts. Adapted from Page et al. (2021),</w:t>
+      </w:r>
+      <w:r>
+        <w:t xml:space="preserve"> </w:t>
+      </w:r>
+      <w:r>
+        <w:rPr>
+          <w:iCs/>
+          <w:i/>
+        </w:rPr>
+        <w:t xml:space="preserve">BMJ</w:t>
+      </w:r>
+      <w:r>
+        <w:t xml:space="preserve">, 372, n71.</w:t>
+      </w:r>
+    </w:p>
+    <w:bookmarkEnd w:id="30"/>
+    <w:bookmarkStart w:id="31" w:name="education-level-collapsing"/>
     <w:p>
       <w:pPr>
         <w:pStyle w:val="Heading3"/>
@@ -563,8 +669,8 @@
         <w:t xml:space="preserve">= Mixed_UG_Grad (kept as a separate level due to its analytic heterogeneity).</w:t>
       </w:r>
     </w:p>
-    <w:bookmarkEnd w:id="28"/>
-    <w:bookmarkStart w:id="29" w:name="discipline-categorisation"/>
+    <w:bookmarkEnd w:id="31"/>
+    <w:bookmarkStart w:id="32" w:name="discipline-categorisation"/>
     <w:p>
       <w:pPr>
         <w:pStyle w:val="Heading3"/>
@@ -699,8 +805,8 @@
         <w:t xml:space="preserve">= anything else, including All_5_subjects, blank, or generic samples.</w:t>
       </w:r>
     </w:p>
-    <w:bookmarkEnd w:id="29"/>
-    <w:bookmarkStart w:id="30" w:name="cell-level-pooling"/>
+    <w:bookmarkEnd w:id="32"/>
+    <w:bookmarkStart w:id="33" w:name="cell-level-pooling"/>
     <w:p>
       <w:pPr>
         <w:pStyle w:val="Heading3"/>
@@ -717,8 +823,8 @@
         <w:t xml:space="preserve">For each (level, discipline, trait) cell, if k &gt;= 2, a random-effects pool is computed using REML estimation of tau-squared and Hartung-Knapp-Sidik-Jonkman (HKSJ) confidence intervals. Effect sizes are Fisher z-transformed Pearson r with v = 1 / (N - 3). The back-transformed pooled r and 95 % CI are reported. Single-study cells (k = 1) report the raw r as descriptive only.</w:t>
       </w:r>
     </w:p>
-    <w:bookmarkEnd w:id="30"/>
-    <w:bookmarkStart w:id="31" w:name="long-format-interaction-model"/>
+    <w:bookmarkEnd w:id="33"/>
+    <w:bookmarkStart w:id="34" w:name="long-format-interaction-model"/>
     <w:p>
       <w:pPr>
         <w:pStyle w:val="Heading3"/>
@@ -743,8 +849,8 @@
         <w:t xml:space="preserve">A joint Wald chi-squared test on the interaction coefficients is reported as the primary inferential statistic; the per-cell estimates from §3.4 are descriptive complements.</w:t>
       </w:r>
     </w:p>
-    <w:bookmarkEnd w:id="31"/>
-    <w:bookmarkStart w:id="32" w:name="reproducibility"/>
+    <w:bookmarkEnd w:id="34"/>
+    <w:bookmarkStart w:id="35" w:name="reproducibility"/>
     <w:p>
       <w:pPr>
         <w:pStyle w:val="Heading3"/>
@@ -792,9 +898,9 @@
         </w:pict>
       </w:r>
     </w:p>
-    <w:bookmarkEnd w:id="32"/>
-    <w:bookmarkEnd w:id="33"/>
-    <w:bookmarkStart w:id="38" w:name="results"/>
+    <w:bookmarkEnd w:id="35"/>
+    <w:bookmarkEnd w:id="36"/>
+    <w:bookmarkStart w:id="41" w:name="results"/>
     <w:p>
       <w:pPr>
         <w:pStyle w:val="Heading2"/>
@@ -803,7 +909,7 @@
         <w:t xml:space="preserve">4. Results</w:t>
       </w:r>
     </w:p>
-    <w:bookmarkStart w:id="34" w:name="cross-tab-cell-count-map"/>
+    <w:bookmarkStart w:id="37" w:name="cross-tab-cell-count-map"/>
     <w:p>
       <w:pPr>
         <w:pStyle w:val="Heading3"/>
@@ -1165,8 +1271,8 @@
         <w:t xml:space="preserve">. Of 16 nominal cells, only 2 reach k &gt;= 2 (UG x Mixed, UG x Psychology); 5 cells have k = 1; 9 cells are empty.</w:t>
       </w:r>
     </w:p>
-    <w:bookmarkEnd w:id="34"/>
-    <w:bookmarkStart w:id="35" w:name="Xe15af5c133908c96b3ab1254d56a6e1d2c55bd3"/>
+    <w:bookmarkEnd w:id="37"/>
+    <w:bookmarkStart w:id="38" w:name="Xe15af5c133908c96b3ab1254d56a6e1d2c55bd3"/>
     <w:p>
       <w:pPr>
         <w:pStyle w:val="Heading3"/>
@@ -2144,8 +2250,8 @@
         <w:t xml:space="preserve">as a discipline label.</w:t>
       </w:r>
     </w:p>
-    <w:bookmarkEnd w:id="35"/>
-    <w:bookmarkStart w:id="36" w:name="single-cell-estimates-k-1-descriptive"/>
+    <w:bookmarkEnd w:id="38"/>
+    <w:bookmarkStart w:id="39" w:name="single-cell-estimates-k-1-descriptive"/>
     <w:p>
       <w:pPr>
         <w:pStyle w:val="Heading3"/>
@@ -2218,8 +2324,8 @@
         <w:t xml:space="preserve">The A-02 STEM data is the only direct STEM-discipline data point in the corpus; it is consistent with the broader pattern (small Conscientiousness positive effect, small or null other traits) but cannot carry confirmatory weight on its own.</w:t>
       </w:r>
     </w:p>
-    <w:bookmarkEnd w:id="36"/>
-    <w:bookmarkStart w:id="37" w:name="long-format-interaction-model-1"/>
+    <w:bookmarkEnd w:id="39"/>
+    <w:bookmarkStart w:id="40" w:name="long-format-interaction-model-1"/>
     <w:p>
       <w:pPr>
         <w:pStyle w:val="Heading3"/>
@@ -2316,9 +2422,9 @@
         </w:pict>
       </w:r>
     </w:p>
-    <w:bookmarkEnd w:id="37"/>
-    <w:bookmarkEnd w:id="38"/>
-    <w:bookmarkStart w:id="43" w:name="discussion"/>
+    <w:bookmarkEnd w:id="40"/>
+    <w:bookmarkEnd w:id="41"/>
+    <w:bookmarkStart w:id="46" w:name="discussion"/>
     <w:p>
       <w:pPr>
         <w:pStyle w:val="Heading2"/>
@@ -2327,7 +2433,7 @@
         <w:t xml:space="preserve">5. Discussion</w:t>
       </w:r>
     </w:p>
-    <w:bookmarkStart w:id="39" w:name="X30f5a73138ff85ed747ef28d4cc5a8bd1eb81f1"/>
+    <w:bookmarkStart w:id="42" w:name="X30f5a73138ff85ed747ef28d4cc5a8bd1eb81f1"/>
     <w:p>
       <w:pPr>
         <w:pStyle w:val="Heading3"/>
@@ -2370,8 +2476,8 @@
         <w:t xml:space="preserve">plausibly attenuates the average effect. None of the other traits is reliably non-null in UG x Mixed.</w:t>
       </w:r>
     </w:p>
-    <w:bookmarkEnd w:id="39"/>
-    <w:bookmarkStart w:id="40" w:name="the-structural-message-evidence-deserts"/>
+    <w:bookmarkEnd w:id="42"/>
+    <w:bookmarkStart w:id="43" w:name="the-structural-message-evidence-deserts"/>
     <w:p>
       <w:pPr>
         <w:pStyle w:val="Heading3"/>
@@ -2422,8 +2528,8 @@
         <w:t xml:space="preserve">The corollary for educational-research policy is direct: targeted recruitment and reporting of K-12 STEM-online and Graduate-Humanities-online primary studies should be a field priority. This is not a critique of any individual study; it is a description of where the cumulative evidence happens to sit.</w:t>
       </w:r>
     </w:p>
-    <w:bookmarkEnd w:id="40"/>
-    <w:bookmarkStart w:id="41" w:name="why-the-interaction-wald-test-is-null"/>
+    <w:bookmarkEnd w:id="43"/>
+    <w:bookmarkStart w:id="44" w:name="why-the-interaction-wald-test-is-null"/>
     <w:p>
       <w:pPr>
         <w:pStyle w:val="Heading3"/>
@@ -2471,8 +2577,8 @@
         <w:t xml:space="preserve">.</w:t>
       </w:r>
     </w:p>
-    <w:bookmarkEnd w:id="41"/>
-    <w:bookmarkStart w:id="42" w:name="self-plagiarism-firewall"/>
+    <w:bookmarkEnd w:id="44"/>
+    <w:bookmarkStart w:id="45" w:name="self-plagiarism-firewall"/>
     <w:p>
       <w:pPr>
         <w:pStyle w:val="Heading3"/>
@@ -2495,7 +2601,7 @@
         <w:rPr>
           <w:rStyle w:val="VerbatimChar"/>
         </w:rPr>
-        <w:t xml:space="preserve">templates/preprint_disclosure_template.md</w:t>
+        <w:t xml:space="preserve">metaanalysis/conference_submissions/templates/preprint_disclosure_template.md</w:t>
       </w:r>
       <w:r>
         <w:t xml:space="preserve"> </w:t>
@@ -2511,9 +2617,9 @@
         </w:pict>
       </w:r>
     </w:p>
-    <w:bookmarkEnd w:id="42"/>
-    <w:bookmarkEnd w:id="43"/>
-    <w:bookmarkStart w:id="44" w:name="limitations"/>
+    <w:bookmarkEnd w:id="45"/>
+    <w:bookmarkEnd w:id="46"/>
+    <w:bookmarkStart w:id="47" w:name="limitations"/>
     <w:p>
       <w:pPr>
         <w:pStyle w:val="Heading2"/>
@@ -2605,8 +2711,8 @@
         </w:pict>
       </w:r>
     </w:p>
-    <w:bookmarkEnd w:id="44"/>
-    <w:bookmarkStart w:id="45" w:name="conclusion"/>
+    <w:bookmarkEnd w:id="47"/>
+    <w:bookmarkStart w:id="48" w:name="conclusion"/>
     <w:p>
       <w:pPr>
         <w:pStyle w:val="Heading2"/>
@@ -2689,8 +2795,8 @@
         </w:pict>
       </w:r>
     </w:p>
-    <w:bookmarkEnd w:id="45"/>
-    <w:bookmarkStart w:id="46" w:name="acknowledgments"/>
+    <w:bookmarkEnd w:id="48"/>
+    <w:bookmarkStart w:id="49" w:name="acknowledgments"/>
     <w:p>
       <w:pPr>
         <w:pStyle w:val="Heading2"/>
@@ -2714,8 +2820,8 @@
         </w:pict>
       </w:r>
     </w:p>
-    <w:bookmarkEnd w:id="46"/>
-    <w:bookmarkStart w:id="51" w:name="references"/>
+    <w:bookmarkEnd w:id="49"/>
+    <w:bookmarkStart w:id="54" w:name="references"/>
     <w:p>
       <w:pPr>
         <w:pStyle w:val="Heading2"/>
@@ -2747,7 +2853,7 @@
         <w:t xml:space="preserve">(PDF-verified ✅).</w:t>
       </w:r>
     </w:p>
-    <w:bookmarkStart w:id="47" w:name="primary-studies-cited"/>
+    <w:bookmarkStart w:id="50" w:name="primary-studies-cited"/>
     <w:p>
       <w:pPr>
         <w:pStyle w:val="Heading3"/>
@@ -2867,8 +2973,8 @@
         <w:t xml:space="preserve">, vol. 14, 1241477, 2023. https://doi.org/10.3389/fpsyg.2023.1241477</w:t>
       </w:r>
     </w:p>
-    <w:bookmarkEnd w:id="47"/>
-    <w:bookmarkStart w:id="48" w:name="benchmark-meta-analyses-cited"/>
+    <w:bookmarkEnd w:id="50"/>
+    <w:bookmarkStart w:id="51" w:name="benchmark-meta-analyses-cited"/>
     <w:p>
       <w:pPr>
         <w:pStyle w:val="Heading3"/>
@@ -3025,8 +3131,8 @@
         <w:t xml:space="preserve">, vol. 71, pp. 66–76, 2014. https://doi.org/10.1016/j.paid.2014.07.011</w:t>
       </w:r>
     </w:p>
-    <w:bookmarkEnd w:id="48"/>
-    <w:bookmarkStart w:id="49" w:name="methodological-references"/>
+    <w:bookmarkEnd w:id="51"/>
+    <w:bookmarkStart w:id="52" w:name="methodological-references"/>
     <w:p>
       <w:pPr>
         <w:pStyle w:val="Heading3"/>
@@ -3109,8 +3215,8 @@
         <w:t xml:space="preserve">, vol. 372, n71, 2021. https://doi.org/10.1136/bmj.n71</w:t>
       </w:r>
     </w:p>
-    <w:bookmarkEnd w:id="49"/>
-    <w:bookmarkStart w:id="50" w:name="authors-own-preprint"/>
+    <w:bookmarkEnd w:id="52"/>
+    <w:bookmarkStart w:id="53" w:name="authors-own-preprint"/>
     <w:p>
       <w:pPr>
         <w:pStyle w:val="Heading3"/>
@@ -3166,9 +3272,9 @@
         </w:pict>
       </w:r>
     </w:p>
-    <w:bookmarkEnd w:id="50"/>
-    <w:bookmarkEnd w:id="51"/>
-    <w:bookmarkStart w:id="52" w:name="appendix-a.-reproducibility"/>
+    <w:bookmarkEnd w:id="53"/>
+    <w:bookmarkEnd w:id="54"/>
+    <w:bookmarkStart w:id="55" w:name="appendix-a.-reproducibility"/>
     <w:p>
       <w:pPr>
         <w:pStyle w:val="Heading2"/>
@@ -3304,8 +3410,8 @@
         <w:t xml:space="preserve">End of manuscript draft. Approximately 3,400 words.</w:t>
       </w:r>
     </w:p>
-    <w:bookmarkEnd w:id="52"/>
-    <w:bookmarkEnd w:id="53"/>
+    <w:bookmarkEnd w:id="55"/>
+    <w:bookmarkEnd w:id="56"/>
     <w:sectPr/>
   </w:body>
 </w:document>

--- a/metaanalysis/conference_submissions/iceri/full_paper.docx
+++ b/metaanalysis/conference_submissions/iceri/full_paper.docx
@@ -154,7 +154,7 @@
         <w:t xml:space="preserve">Keywords</w:t>
       </w:r>
       <w:r>
-        <w:t xml:space="preserve">: meta-analysis, Big Five, online learning, education level, discipline, interaction model, evidence map, ICERI.</w:t>
+        <w:t xml:space="preserve">: meta-analysis, Big Five, online learning, education level, discipline interaction.</w:t>
       </w:r>
     </w:p>
     <w:p>
